--- a/Collection Framework documentation.docx
+++ b/Collection Framework documentation.docx
@@ -19323,7 +19323,13 @@
         </w:numPr>
       </w:pPr>
       <w:r>
-        <w:t xml:space="preserve">Collections → works on </w:t>
+        <w:rPr>
+          <w:highlight w:val="yellow"/>
+        </w:rPr>
+        <w:t>Collections</w:t>
+      </w:r>
+      <w:r>
+        <w:t xml:space="preserve"> → works on </w:t>
       </w:r>
       <w:r>
         <w:rPr>
@@ -19341,7 +19347,13 @@
         </w:numPr>
       </w:pPr>
       <w:r>
-        <w:t xml:space="preserve">Arrays → works on </w:t>
+        <w:rPr>
+          <w:highlight w:val="yellow"/>
+        </w:rPr>
+        <w:t>Arrays</w:t>
+      </w:r>
+      <w:r>
+        <w:t xml:space="preserve"> → works on </w:t>
       </w:r>
       <w:r>
         <w:rPr>
